--- a/PROLOGO.docx
+++ b/PROLOGO.docx
@@ -2,92 +2,7 @@
 <file path=word/document.xml><?xml version="1.0" encoding="utf-8"?>
 <w:document xmlns:wpc="http://schemas.microsoft.com/office/word/2010/wordprocessingCanvas" xmlns:cx="http://schemas.microsoft.com/office/drawing/2014/chartex" xmlns:cx1="http://schemas.microsoft.com/office/drawing/2015/9/8/chartex" xmlns:cx2="http://schemas.microsoft.com/office/drawing/2015/10/21/chartex" xmlns:cx3="http://schemas.microsoft.com/office/drawing/2016/5/9/chartex" xmlns:cx4="http://schemas.microsoft.com/office/drawing/2016/5/10/chartex" xmlns:cx5="http://schemas.microsoft.com/office/drawing/2016/5/11/chartex" xmlns:cx6="http://schemas.microsoft.com/office/drawing/2016/5/12/chartex" xmlns:cx7="http://schemas.microsoft.com/office/drawing/2016/5/13/chartex" xmlns:cx8="http://schemas.microsoft.com/office/drawing/2016/5/14/chartex" xmlns:mc="http://schemas.openxmlformats.org/markup-compatibility/2006" xmlns:aink="http://schemas.microsoft.com/office/drawing/2016/ink" xmlns:am3d="http://schemas.microsoft.com/office/drawing/2017/model3d" xmlns:o="urn:schemas-microsoft-com:office:office" xmlns:oel="http://schemas.microsoft.com/office/2019/extlst" xmlns:r="http://schemas.openxmlformats.org/officeDocument/2006/relationships" xmlns:m="http://schemas.openxmlformats.org/officeDocument/2006/math" xmlns:v="urn:schemas-microsoft-com:vml" xmlns:wp14="http://schemas.microsoft.com/office/word/2010/wordprocessingDrawing" xmlns:wp="http://schemas.openxmlformats.org/drawingml/2006/wordprocessingDrawing" xmlns:w10="urn:schemas-microsoft-com:office:word" xmlns:w="http://schemas.openxmlformats.org/wordprocessingml/2006/main" xmlns:w14="http://schemas.microsoft.com/office/word/2010/wordml" xmlns:w15="http://schemas.microsoft.com/office/word/2012/wordml" xmlns:w16cex="http://schemas.microsoft.com/office/word/2018/wordml/cex" xmlns:w16cid="http://schemas.microsoft.com/office/word/2016/wordml/cid" xmlns:w16="http://schemas.microsoft.com/office/word/2018/wordml" xmlns:w16du="http://schemas.microsoft.com/office/word/2023/wordml/word16du" xmlns:w16sdtdh="http://schemas.microsoft.com/office/word/2020/wordml/sdtdatahash" xmlns:w16sdtfl="http://schemas.microsoft.com/office/word/2024/wordml/sdtformatlock" xmlns:w16se="http://schemas.microsoft.com/office/word/2015/wordml/symex" xmlns:wpg="http://schemas.microsoft.com/office/word/2010/wordprocessingGroup" xmlns:wpi="http://schemas.microsoft.com/office/word/2010/wordprocessingInk" xmlns:wne="http://schemas.microsoft.com/office/word/2006/wordml" xmlns:wps="http://schemas.microsoft.com/office/word/2010/wordprocessingShape" mc:Ignorable="w14 w15 w16se w16cid w16 w16cex w16sdtdh w16sdtfl w16du wp14">
   <w:body>
-    <w:p>
-      <w:pPr>
-        <w:rPr>
-          <w:rStyle w:val="Hipervnculo"/>
-        </w:rPr>
-      </w:pPr>
-      <w:r>
-        <w:fldChar w:fldCharType="begin"/>
-      </w:r>
-      <w:r>
-        <w:instrText>HYPERLINK "https://alejandro8aperez.github.io/MARATONaide/index.html"</w:instrText>
-      </w:r>
-      <w:r>
-        <w:fldChar w:fldCharType="separate"/>
-      </w:r>
-    </w:p>
-    <w:p>
-      <w:pPr>
-        <w:rPr>
-          <w:rStyle w:val="Hipervnculo"/>
-          <w:b/>
-          <w:bCs/>
-        </w:rPr>
-      </w:pPr>
-      <w:r>
-        <w:rPr>
-          <w:rStyle w:val="Hipervnculo"/>
-          <w:b/>
-          <w:bCs/>
-        </w:rPr>
-        <w:t>M</w:t>
-      </w:r>
-    </w:p>
-    <w:p>
-      <w:proofErr w:type="spellStart"/>
-      <w:r>
-        <w:rPr>
-          <w:rStyle w:val="Hipervnculo"/>
-        </w:rPr>
-        <w:t>maraton</w:t>
-      </w:r>
-      <w:r>
-        <w:rPr>
-          <w:rStyle w:val="Hipervnculo"/>
-          <w:b/>
-          <w:bCs/>
-        </w:rPr>
-        <w:t>aide</w:t>
-      </w:r>
-      <w:proofErr w:type="spellEnd"/>
-      <w:r>
-        <w:fldChar w:fldCharType="end"/>
-      </w:r>
-    </w:p>
-    <w:p>
-      <w:pPr>
-        <w:numPr>
-          <w:ilvl w:val="0"/>
-          <w:numId w:val="2"/>
-        </w:numPr>
-      </w:pPr>
-      <w:hyperlink r:id="rId5" w:history="1">
-        <w:r>
-          <w:rPr>
-            <w:rStyle w:val="Hipervnculo"/>
-          </w:rPr>
-          <w:t>Inicio</w:t>
-        </w:r>
-      </w:hyperlink>
-    </w:p>
-    <w:p>
-      <w:pPr>
-        <w:numPr>
-          <w:ilvl w:val="0"/>
-          <w:numId w:val="2"/>
-        </w:numPr>
-      </w:pPr>
-      <w:hyperlink r:id="rId6" w:anchor="estructura" w:history="1">
-        <w:r>
-          <w:rPr>
-            <w:rStyle w:val="Hipervnculo"/>
-          </w:rPr>
-          <w:t>Estructura</w:t>
-        </w:r>
-      </w:hyperlink>
-    </w:p>
+    <w:p/>
     <w:p>
       <w:r>
         <w:t>Prólogo</w:t>
@@ -110,11 +25,6 @@
     </w:p>
     <w:p>
       <w:r>
-        <w:t>Medellín · 4:47 a.m.</w:t>
-      </w:r>
-    </w:p>
-    <w:p>
-      <w:r>
         <w:rPr>
           <w:i/>
           <w:iCs/>
@@ -194,26 +104,23 @@
       </w:r>
       <w:proofErr w:type="spellEnd"/>
       <w:r>
-        <w:t xml:space="preserve"> se sentó en el borde de la cama. No le llamaba la atención arreglar la cama. No había dormido bien, o tal vez sí, tal vez había dormido demasiado, porque el sueño </w:t>
-      </w:r>
+        <w:t xml:space="preserve"> se sentó en el borde de la cama. No le llamaba la atención arreglar la cama. No había dormido bien, o tal vez sí, tal vez había dormido demasiado, porque el sueño del camino seguía pegado a la memoria como una telaraña que no termina de desprenderse.</w:t>
+      </w:r>
+    </w:p>
+    <w:p>
+      <w:r>
+        <w:t xml:space="preserve">El dorsal número 2038 estaba doblado sobre la mesita de noche. Lo había mirado </w:t>
+      </w:r>
+      <w:r>
+        <w:t>varias</w:t>
+      </w:r>
+      <w:r>
+        <w:t xml:space="preserve"> veces desde las tres de la mañana, esperando que el número cambiara, esperando que alguien llamara para decirle que la maratón se había cancelado, que todo había sido un malentendido, que podía volver a la cama y seguir durmiendo. Qué número tan raro, pensó. Como si alguien lo hubiera elegido para él mucho antes de que él supiera que iba a necesitarlo.</w:t>
+      </w:r>
+    </w:p>
+    <w:p>
       <w:r>
         <w:lastRenderedPageBreak/>
-        <w:t>del camino seguía pegado a la memoria como una telaraña que no termina de desprenderse.</w:t>
-      </w:r>
-    </w:p>
-    <w:p>
-      <w:r>
-        <w:t xml:space="preserve">El dorsal número 2038 estaba doblado sobre la mesita de noche. Lo había mirado </w:t>
-      </w:r>
-      <w:r>
-        <w:t>varias</w:t>
-      </w:r>
-      <w:r>
-        <w:t xml:space="preserve"> veces desde las tres de la mañana, esperando que el número cambiara, esperando que alguien llamara para decirle que la maratón se había cancelado, que todo había sido un malentendido, que podía volver a la cama y seguir durmiendo. Qué número tan raro, pensó. Como si alguien lo hubiera elegido para él mucho antes de que él supiera que iba a necesitarlo.</w:t>
-      </w:r>
-    </w:p>
-    <w:p>
-      <w:r>
         <w:t>Nadie llamó.</w:t>
       </w:r>
     </w:p>
@@ -315,56 +222,56 @@
         <w:t>champaña</w:t>
       </w:r>
       <w:r>
-        <w:t xml:space="preserve">. Se preguntó si el hombre también iba a correr, o si solo </w:t>
+        <w:t>. Se preguntó si el hombre también iba a correr, o si solo bajaba a comprarle el desayuno a alguien que sí lo haría.</w:t>
+      </w:r>
+      <w:r>
+        <w:t xml:space="preserve"> Una champaña es lo que me tomare con un banano al final de la carrera.  </w:t>
+      </w:r>
+    </w:p>
+    <w:p>
+      <w:r>
+        <w:t xml:space="preserve">En la </w:t>
+      </w:r>
+      <w:r>
+        <w:t>portería</w:t>
+      </w:r>
+      <w:r>
+        <w:t xml:space="preserve">, un señor de uniforme le deseó suerte. </w:t>
+      </w:r>
+      <w:r>
+        <w:t>Hoy es el día, murmuro el portero y l</w:t>
+      </w:r>
+      <w:r>
+        <w:t xml:space="preserve">e dio una sonrisa que </w:t>
+      </w:r>
+      <w:r>
+        <w:t xml:space="preserve">no </w:t>
+      </w:r>
+      <w:r>
+        <w:t>era</w:t>
+      </w:r>
+      <w:r>
+        <w:t xml:space="preserve"> ni</w:t>
+      </w:r>
+      <w:r>
+        <w:t xml:space="preserve"> sincera o profesional, no se sabía. </w:t>
+      </w:r>
+      <w:proofErr w:type="spellStart"/>
+      <w:r>
+        <w:t>Runy</w:t>
+      </w:r>
+      <w:proofErr w:type="spellEnd"/>
+      <w:r>
+        <w:t xml:space="preserve"> le agradeció sin detenerse.</w:t>
+      </w:r>
+    </w:p>
+    <w:p>
+      <w:r>
+        <w:t xml:space="preserve">Afuera, la ciudad todavía estaba oscura. Medellín no duerme nunca, pero a las cinco de la mañana titubea, como un animal grande que se da la vuelta en la cama antes de despertar del todo. Las luces de los cerros parpadeaban. El Valle del Aburrá era un </w:t>
       </w:r>
       <w:r>
         <w:lastRenderedPageBreak/>
-        <w:t>bajaba a comprarle el desayuno a alguien que sí lo haría.</w:t>
-      </w:r>
-      <w:r>
-        <w:t xml:space="preserve"> Una champaña es lo que me tomare con un banano al final de la carrera.  </w:t>
-      </w:r>
-    </w:p>
-    <w:p>
-      <w:r>
-        <w:t xml:space="preserve">En la </w:t>
-      </w:r>
-      <w:r>
-        <w:t>portería</w:t>
-      </w:r>
-      <w:r>
-        <w:t xml:space="preserve">, un señor de uniforme le deseó suerte. </w:t>
-      </w:r>
-      <w:r>
-        <w:t>Hoy es el día, murmuro el portero y l</w:t>
-      </w:r>
-      <w:r>
-        <w:t xml:space="preserve">e dio una sonrisa que </w:t>
-      </w:r>
-      <w:r>
-        <w:t xml:space="preserve">no </w:t>
-      </w:r>
-      <w:r>
-        <w:t>era</w:t>
-      </w:r>
-      <w:r>
-        <w:t xml:space="preserve"> ni</w:t>
-      </w:r>
-      <w:r>
-        <w:t xml:space="preserve"> sincera o profesional, no se sabía. </w:t>
-      </w:r>
-      <w:proofErr w:type="spellStart"/>
-      <w:r>
-        <w:t>Runy</w:t>
-      </w:r>
-      <w:proofErr w:type="spellEnd"/>
-      <w:r>
-        <w:t xml:space="preserve"> le agradeció sin detenerse.</w:t>
-      </w:r>
-    </w:p>
-    <w:p>
-      <w:r>
-        <w:t>Afuera, la ciudad todavía estaba oscura. Medellín no duerme nunca, pero a las cinco de la mañana titubea, como un animal grande que se da la vuelta en la cama antes de despertar del todo. Las luces de los cerros parpadeaban. El Valle del Aburrá era un tazón de niebla y neón. El aire húmedo le pegó en la cara como un saludo tibio y pesado.</w:t>
+        <w:t>tazón de niebla y neón. El aire húmedo le pegó en la cara como un saludo tibio y pesado.</w:t>
       </w:r>
       <w:r>
         <w:t xml:space="preserve"> Se monto en el Uber y se dirigió al edificio inteligente de EPM.</w:t>
@@ -459,38 +366,38 @@
     </w:p>
     <w:p>
       <w:r>
+        <w:t xml:space="preserve">No era un corredor. No tenía dorsal, no llevaba ropa deportiva. Una capa oscura le cubría el cuerpo de los hombros a los pies. No se le veía el rostro. No parecía estar mirando nada en particular, pero </w:t>
+      </w:r>
+      <w:proofErr w:type="spellStart"/>
+      <w:r>
+        <w:t>Runy</w:t>
+      </w:r>
+      <w:proofErr w:type="spellEnd"/>
+      <w:r>
+        <w:t xml:space="preserve"> sintió, con una certeza que no podía explicar, que aquella figura lo estaba mirando a él.</w:t>
+      </w:r>
+      <w:r>
+        <w:t xml:space="preserve"> A lo mejor es un habitante de calle desorientado por el evento, pensó.  </w:t>
+      </w:r>
+    </w:p>
+    <w:p>
+      <w:r>
+        <w:t>No hubo gesto. No hubo señal. Solo la presencia inmóvil, la sombra dentro de la sombra.</w:t>
+      </w:r>
+    </w:p>
+    <w:p>
+      <w:proofErr w:type="spellStart"/>
+      <w:r>
+        <w:t>Runy</w:t>
+      </w:r>
+      <w:proofErr w:type="spellEnd"/>
+      <w:r>
+        <w:t xml:space="preserve"> quiso apartar la mirada, pero no pudo.</w:t>
+      </w:r>
+    </w:p>
+    <w:p>
+      <w:r>
         <w:lastRenderedPageBreak/>
-        <w:t xml:space="preserve">No era un corredor. No tenía dorsal, no llevaba ropa deportiva. Una capa oscura le cubría el cuerpo de los hombros a los pies. No se le veía el rostro. No parecía estar mirando nada en particular, pero </w:t>
-      </w:r>
-      <w:proofErr w:type="spellStart"/>
-      <w:r>
-        <w:t>Runy</w:t>
-      </w:r>
-      <w:proofErr w:type="spellEnd"/>
-      <w:r>
-        <w:t xml:space="preserve"> sintió, con una certeza que no podía explicar, que aquella figura lo estaba mirando a él.</w:t>
-      </w:r>
-      <w:r>
-        <w:t xml:space="preserve"> A lo mejor es un habitante de calle desorientado por el evento, pensó.  </w:t>
-      </w:r>
-    </w:p>
-    <w:p>
-      <w:r>
-        <w:t>No hubo gesto. No hubo señal. Solo la presencia inmóvil, la sombra dentro de la sombra.</w:t>
-      </w:r>
-    </w:p>
-    <w:p>
-      <w:proofErr w:type="spellStart"/>
-      <w:r>
-        <w:t>Runy</w:t>
-      </w:r>
-      <w:proofErr w:type="spellEnd"/>
-      <w:r>
-        <w:t xml:space="preserve"> quiso apartar la mirada, pero no pudo.</w:t>
-      </w:r>
-    </w:p>
-    <w:p>
-      <w:r>
         <w:t xml:space="preserve">La figura levantó una mano. No para saludar, no para llamar la atención. La abrió lentamente, como quien muestra algo que sostiene en la palma. </w:t>
       </w:r>
       <w:proofErr w:type="spellStart"/>
@@ -606,31 +513,31 @@
     <w:p>
       <w:proofErr w:type="spellStart"/>
       <w:r>
+        <w:t>Runy</w:t>
+      </w:r>
+      <w:proofErr w:type="spellEnd"/>
+      <w:r>
+        <w:t xml:space="preserve"> giró la cabeza. Buscó entre los rostros. No encontró a nadie que estuviera mirándolo.</w:t>
+      </w:r>
+    </w:p>
+    <w:p>
+      <w:r>
+        <w:t>—No —respondió en voz baja, para sí mismo, porque era la única respuesta verdadera que tenía.</w:t>
+      </w:r>
+    </w:p>
+    <w:p>
+      <w:proofErr w:type="spellStart"/>
+      <w:r>
+        <w:t>Runy</w:t>
+      </w:r>
+      <w:proofErr w:type="spellEnd"/>
+      <w:r>
+        <w:t xml:space="preserve"> sintió las piernas, los brazos, el pecho. Todo estaba en su lugar. La rodilla izquierda —su enemiga íntima— no dolía todavía. El gemelo derecho estaba tranquilo. Los pulmones no sabían lo que se avecinaba ni el hígado, el páncreas, los riñones… ninguna de las partes internas.</w:t>
+      </w:r>
+    </w:p>
+    <w:p>
+      <w:r>
         <w:lastRenderedPageBreak/>
-        <w:t>Runy</w:t>
-      </w:r>
-      <w:proofErr w:type="spellEnd"/>
-      <w:r>
-        <w:t xml:space="preserve"> giró la cabeza. Buscó entre los rostros. No encontró a nadie que estuviera mirándolo.</w:t>
-      </w:r>
-    </w:p>
-    <w:p>
-      <w:r>
-        <w:t>—No —respondió en voz baja, para sí mismo, porque era la única respuesta verdadera que tenía.</w:t>
-      </w:r>
-    </w:p>
-    <w:p>
-      <w:proofErr w:type="spellStart"/>
-      <w:r>
-        <w:t>Runy</w:t>
-      </w:r>
-      <w:proofErr w:type="spellEnd"/>
-      <w:r>
-        <w:t xml:space="preserve"> sintió las piernas, los brazos, el pecho. Todo estaba en su lugar. La rodilla izquierda —su enemiga íntima— no dolía todavía. El gemelo derecho estaba tranquilo. Los pulmones no sabían lo que se avecinaba ni el hígado, el páncreas, los riñones… ninguna de las partes internas.</w:t>
-      </w:r>
-    </w:p>
-    <w:p>
-      <w:r>
         <w:t>El sueño le volvió a la cabeza. El camino infinito, las figuras a los lados, la torre cayendo, la rueda girando, la antorcha encendida.</w:t>
       </w:r>
     </w:p>
@@ -674,7 +581,7 @@
       </w:r>
     </w:p>
     <w:p>
-      <w:hyperlink r:id="rId7" w:history="1">
+      <w:hyperlink r:id="rId5" w:history="1">
         <w:r>
           <w:rPr>
             <w:rStyle w:val="Hipervnculo"/>
@@ -689,7 +596,7 @@
           <w:t>inicio</w:t>
         </w:r>
       </w:hyperlink>
-      <w:hyperlink r:id="rId8" w:history="1">
+      <w:hyperlink r:id="rId6" w:history="1">
         <w:r>
           <w:rPr>
             <w:rStyle w:val="Hipervnculo"/>
@@ -1638,6 +1545,7 @@
   <w:style w:type="character" w:default="1" w:styleId="Fuentedeprrafopredeter">
     <w:name w:val="Default Paragraph Font"/>
     <w:uiPriority w:val="1"/>
+    <w:semiHidden/>
     <w:unhideWhenUsed/>
   </w:style>
   <w:style w:type="table" w:default="1" w:styleId="Tablanormal">
